--- a/chapters/right-livelihood/chapter.docx
+++ b/chapters/right-livelihood/chapter.docx
@@ -36,7 +36,7 @@
           <w:color w:val="777777"/>
           <w:sz w:val="20"/>
         </w:rPr>
-        <w:t>Thème : Right Livelihood</w:t>
+        <w:t>Thème : Right Livelihood (Samma Ajiva)</w:t>
       </w:r>
     </w:p>
     <w:p>
